--- a/TISAX/CSW-TISAX-Compliance-Report.docx
+++ b/TISAX/CSW-TISAX-Compliance-Report.docx
@@ -171,6 +171,62 @@
     </w:p>
     <w:bookmarkEnd w:id="11"/>
     <w:bookmarkStart w:id="12" w:name="executive-summary"/>
+    <w:p>
+      <w:pPr>
+        <w:pStyle w:val="Heading2"/>
+      </w:pPr>
+      <w:r>
+        <w:t>How to read the coverage words</w:t>
+      </w:r>
+    </w:p>
+    <w:p>
+      <w:pPr/>
+      <w:r>
+        <w:rPr>
+          <w:b/>
+        </w:rPr>
+        <w:t>Full Coverage</w:t>
+      </w:r>
+      <w:r>
+        <w:t xml:space="preserve"> on the older reports means Secure Workload can produce that row's artifact. It does not mean the control is met.</w:t>
+      </w:r>
+    </w:p>
+    <w:p>
+      <w:pPr/>
+      <w:r>
+        <w:rPr>
+          <w:b/>
+        </w:rPr>
+        <w:t>Partial Coverage</w:t>
+      </w:r>
+      <w:r>
+        <w:t xml:space="preserve"> means file that export next to another control.</w:t>
+      </w:r>
+    </w:p>
+    <w:p>
+      <w:pPr/>
+      <w:r>
+        <w:rPr>
+          <w:b/>
+        </w:rPr>
+        <w:t>Evidence Required</w:t>
+      </w:r>
+      <w:r>
+        <w:t xml:space="preserve"> means Secure Workload has no record. The customer files the contract, the analysis, or the HR or physical-security evidence.</w:t>
+      </w:r>
+    </w:p>
+    <w:p>
+      <w:pPr/>
+      <w:r>
+        <w:rPr>
+          <w:b/>
+        </w:rPr>
+        <w:t>Direct, Supporting, and Out of scope</w:t>
+      </w:r>
+      <w:r>
+        <w:t xml:space="preserve"> on the newer reports are the same idea in different words. Direct is still evidence, not a pass.</w:t>
+      </w:r>
+    </w:p>
     <w:p>
       <w:pPr>
         <w:pStyle w:val="Heading2"/>

--- a/TISAX/CSW-TISAX-Compliance-Report.docx
+++ b/TISAX/CSW-TISAX-Compliance-Report.docx
@@ -10,7 +10,7 @@
         <w:t xml:space="preserve">Cisco Secure Workload - TISAX / VDA ISA Compliance Report</w:t>
       </w:r>
     </w:p>
-    <w:bookmarkStart w:id="22" w:name="Xafd3b9e2ec65980feec55d8488686f4fdb7c17e"/>
+    <w:bookmarkStart w:id="23" w:name="Xafd3b9e2ec65980feec55d8488686f4fdb7c17e"/>
     <w:p>
       <w:pPr>
         <w:pStyle w:val="Heading1"/>
@@ -170,63 +170,103 @@
       </w:r>
     </w:p>
     <w:bookmarkEnd w:id="11"/>
-    <w:bookmarkStart w:id="12" w:name="executive-summary"/>
+    <w:bookmarkStart w:id="12" w:name="how-to-read-the-coverage-column"/>
     <w:p>
       <w:pPr>
         <w:pStyle w:val="Heading2"/>
       </w:pPr>
       <w:r>
-        <w:t>How to read the coverage words</w:t>
-      </w:r>
-    </w:p>
-    <w:p>
-      <w:pPr/>
+        <w:t xml:space="preserve">How to read the Coverage column</w:t>
+      </w:r>
+    </w:p>
+    <w:p>
+      <w:pPr>
+        <w:pStyle w:val="FirstParagraph"/>
+      </w:pPr>
+      <w:r>
+        <w:t xml:space="preserve">Every report in this set uses the same three coverage words. Coverage describes</w:t>
+      </w:r>
+      <w:r>
+        <w:t xml:space="preserve"> </w:t>
+      </w:r>
       <w:r>
         <w:rPr>
           <w:b/>
+          <w:bCs/>
         </w:rPr>
-        <w:t>Full Coverage</w:t>
-      </w:r>
-      <w:r>
-        <w:t xml:space="preserve"> on the older reports means Secure Workload can produce that row's artifact. It does not mean the control is met.</w:t>
-      </w:r>
-    </w:p>
-    <w:p>
-      <w:pPr/>
+        <w:t xml:space="preserve">what evidence CSW produces</w:t>
+      </w:r>
+      <w:r>
+        <w:t xml:space="preserve"> </w:t>
+      </w:r>
+      <w:r>
+        <w:t xml:space="preserve">for a topic — it never means the control is passed.</w:t>
+      </w:r>
+    </w:p>
+    <w:p>
+      <w:pPr>
+        <w:pStyle w:val="BodyText"/>
+      </w:pPr>
       <w:r>
         <w:rPr>
           <w:b/>
+          <w:bCs/>
         </w:rPr>
-        <w:t>Partial Coverage</w:t>
-      </w:r>
-      <w:r>
-        <w:t xml:space="preserve"> means file that export next to another control.</w:t>
-      </w:r>
-    </w:p>
-    <w:p>
-      <w:pPr/>
+        <w:t xml:space="preserve">Direct</w:t>
+      </w:r>
+      <w:r>
+        <w:t xml:space="preserve"> </w:t>
+      </w:r>
+      <w:r>
+        <w:t xml:space="preserve">— Secure Workload produces the primary evidence artifact for that topic (segmentation, policy, flow/process telemetry, inventory, vulnerability + reachability, forensic reconstruction). Direct is still evidence, not an attestation.</w:t>
+      </w:r>
+    </w:p>
+    <w:p>
+      <w:pPr>
+        <w:pStyle w:val="BodyText"/>
+      </w:pPr>
       <w:r>
         <w:rPr>
           <w:b/>
+          <w:bCs/>
         </w:rPr>
-        <w:t>Evidence Required</w:t>
-      </w:r>
-      <w:r>
-        <w:t xml:space="preserve"> means Secure Workload has no record. The customer files the contract, the analysis, or the HR or physical-security evidence.</w:t>
-      </w:r>
-    </w:p>
-    <w:p>
-      <w:pPr/>
+        <w:t xml:space="preserve">Supporting</w:t>
+      </w:r>
+      <w:r>
+        <w:t xml:space="preserve"> </w:t>
+      </w:r>
+      <w:r>
+        <w:t xml:space="preserve">— Secure Workload contributes an input that feeds or complements another control, tool, or process (e.g. detection input only, reconciled against an external register, one log source among several).</w:t>
+      </w:r>
+    </w:p>
+    <w:p>
+      <w:pPr>
+        <w:pStyle w:val="BodyText"/>
+      </w:pPr>
       <w:r>
         <w:rPr>
           <w:b/>
+          <w:bCs/>
         </w:rPr>
-        <w:t>Direct, Supporting, and Out of scope</w:t>
-      </w:r>
-      <w:r>
-        <w:t xml:space="preserve"> on the newer reports are the same idea in different words. Direct is still evidence, not a pass.</w:t>
-      </w:r>
-    </w:p>
+        <w:t xml:space="preserve">Evidence Required</w:t>
+      </w:r>
+      <w:r>
+        <w:t xml:space="preserve"> </w:t>
+      </w:r>
+      <w:r>
+        <w:t xml:space="preserve">— Secure Workload has no record for this topic. The customer supplies the contract, the analysis, or the HR / physical-security evidence from another control.</w:t>
+      </w:r>
+    </w:p>
+    <w:p>
+      <w:pPr>
+        <w:pStyle w:val="BlockText"/>
+      </w:pPr>
+      <w:r>
+        <w:t xml:space="preserve">The Coverage ratings in the topic map below are machine-derived from each row’s wording and are flagged for SE review before customer use.</w:t>
+      </w:r>
+    </w:p>
+    <w:bookmarkEnd w:id="12"/>
+    <w:bookmarkStart w:id="13" w:name="executive-summary"/>
     <w:p>
       <w:pPr>
         <w:pStyle w:val="Heading2"/>
@@ -287,8 +327,8 @@
         <w:t xml:space="preserve">a control attestation.</w:t>
       </w:r>
     </w:p>
-    <w:bookmarkEnd w:id="12"/>
-    <w:bookmarkStart w:id="13" w:name="suggested-csw-scope-pattern"/>
+    <w:bookmarkEnd w:id="13"/>
+    <w:bookmarkStart w:id="14" w:name="suggested-csw-scope-pattern"/>
     <w:p>
       <w:pPr>
         <w:pStyle w:val="Heading2"/>
@@ -361,8 +401,8 @@
         <w:t xml:space="preserve">This scope pattern should be validated with the customer’s architecture, application owners, compliance team, and assessor before it is used for formal evidence.</w:t>
       </w:r>
     </w:p>
-    <w:bookmarkEnd w:id="13"/>
-    <w:bookmarkStart w:id="14" w:name="in-scope-for-csw-evidence"/>
+    <w:bookmarkEnd w:id="14"/>
+    <w:bookmarkStart w:id="15" w:name="in-scope-for-csw-evidence"/>
     <w:p>
       <w:pPr>
         <w:pStyle w:val="Heading2"/>
@@ -479,8 +519,8 @@
         <w:t xml:space="preserve">Compliance (evidence pack inputs)</w:t>
       </w:r>
     </w:p>
-    <w:bookmarkEnd w:id="14"/>
-    <w:bookmarkStart w:id="15" w:name="Xaed999129ed4b1f11f99b5af2968248bad86dd6"/>
+    <w:bookmarkEnd w:id="15"/>
+    <w:bookmarkStart w:id="16" w:name="Xaed999129ed4b1f11f99b5af2968248bad86dd6"/>
     <w:p>
       <w:pPr>
         <w:pStyle w:val="Heading2"/>
@@ -561,8 +601,8 @@
         <w:t xml:space="preserve">Portability and Interoperability</w:t>
       </w:r>
     </w:p>
-    <w:bookmarkEnd w:id="15"/>
-    <w:bookmarkStart w:id="16" w:name="framework-topic-csw-capability-map"/>
+    <w:bookmarkEnd w:id="16"/>
+    <w:bookmarkStart w:id="17" w:name="framework-topic-csw-capability-map"/>
     <w:p>
       <w:pPr>
         <w:pStyle w:val="Heading2"/>
@@ -577,390 +617,14 @@
         <w:tblW w:type="pct" w:w="5000"/>
         <w:tblLayout w:type="fixed"/>
         <w:tblLook w:firstRow="1" w:lastRow="0" w:firstColumn="0" w:lastColumn="0" w:noHBand="0" w:noVBand="0" w:val="0020"/>
-      </w:tblPr>
-      <w:tblGrid>
-        <w:gridCol w:w="2640"/>
-        <w:gridCol w:w="2640"/>
-        <w:gridCol w:w="2640"/>
-      </w:tblGrid>
-      <w:tr>
-        <w:trPr>
-          <w:tblHeader w:val="on"/>
-        </w:trPr>
-        <w:tc>
-          <w:tcPr/>
-          <w:p>
-            <w:pPr>
-              <w:pStyle w:val="Compact"/>
-            </w:pPr>
-            <w:r>
-              <w:t xml:space="preserve">Framework topic</w:t>
-            </w:r>
-          </w:p>
-        </w:tc>
-        <w:tc>
-          <w:tcPr/>
-          <w:p>
-            <w:pPr>
-              <w:pStyle w:val="Compact"/>
-            </w:pPr>
-            <w:r>
-              <w:t xml:space="preserve">CSW capability</w:t>
-            </w:r>
-          </w:p>
-        </w:tc>
-        <w:tc>
-          <w:tcPr/>
-          <w:p>
-            <w:pPr>
-              <w:pStyle w:val="Compact"/>
-            </w:pPr>
-            <w:r>
-              <w:t xml:space="preserve">Evidence artifact</w:t>
-            </w:r>
-          </w:p>
-        </w:tc>
-      </w:tr>
-      <w:tr>
-        <w:tc>
-          <w:tcPr/>
-          <w:p>
-            <w:pPr>
-              <w:pStyle w:val="Compact"/>
-            </w:pPr>
-            <w:r>
-              <w:t xml:space="preserve">Asset Management</w:t>
-            </w:r>
-          </w:p>
-        </w:tc>
-        <w:tc>
-          <w:tcPr/>
-          <w:p>
-            <w:pPr>
-              <w:pStyle w:val="Compact"/>
-            </w:pPr>
-            <w:r>
-              <w:t xml:space="preserve">Workload inventory; scope + label export</w:t>
-            </w:r>
-          </w:p>
-        </w:tc>
-        <w:tc>
-          <w:tcPr/>
-          <w:p>
-            <w:pPr>
-              <w:pStyle w:val="Compact"/>
-            </w:pPr>
-            <w:r>
-              <w:t xml:space="preserve">Inventory and classification evidence at workload layer</w:t>
-            </w:r>
-          </w:p>
-        </w:tc>
-      </w:tr>
-      <w:tr>
-        <w:tc>
-          <w:tcPr/>
-          <w:p>
-            <w:pPr>
-              <w:pStyle w:val="Compact"/>
-            </w:pPr>
-            <w:r>
-              <w:t xml:space="preserve">Communication Security</w:t>
-            </w:r>
-          </w:p>
-        </w:tc>
-        <w:tc>
-          <w:tcPr/>
-          <w:p>
-            <w:pPr>
-              <w:pStyle w:val="Compact"/>
-            </w:pPr>
-            <w:r>
-              <w:t xml:space="preserve">Policy workspace; ADM-derived allowlist; observed flows</w:t>
-            </w:r>
-          </w:p>
-        </w:tc>
-        <w:tc>
-          <w:tcPr/>
-          <w:p>
-            <w:pPr>
-              <w:pStyle w:val="Compact"/>
-            </w:pPr>
-            <w:r>
-              <w:t xml:space="preserve">Segmentation evidence (workspace snapshot + observed-vs-approved flow comparison)</w:t>
-            </w:r>
-          </w:p>
-        </w:tc>
-      </w:tr>
-      <w:tr>
-        <w:tc>
-          <w:tcPr/>
-          <w:p>
-            <w:pPr>
-              <w:pStyle w:val="Compact"/>
-            </w:pPr>
-            <w:r>
-              <w:t xml:space="preserve">Operations Security</w:t>
-            </w:r>
-          </w:p>
-        </w:tc>
-        <w:tc>
-          <w:tcPr/>
-          <w:p>
-            <w:pPr>
-              <w:pStyle w:val="Compact"/>
-            </w:pPr>
-            <w:r>
-              <w:t xml:space="preserve">Continuous monitoring; vulnerability + reachability; configuration baseline on policy</w:t>
-            </w:r>
-          </w:p>
-        </w:tc>
-        <w:tc>
-          <w:tcPr/>
-          <w:p>
-            <w:pPr>
-              <w:pStyle w:val="Compact"/>
-            </w:pPr>
-            <w:r>
-              <w:t xml:space="preserve">Operations control evidence</w:t>
-            </w:r>
-          </w:p>
-        </w:tc>
-      </w:tr>
-      <w:tr>
-        <w:tc>
-          <w:tcPr/>
-          <w:p>
-            <w:pPr>
-              <w:pStyle w:val="Compact"/>
-            </w:pPr>
-            <w:r>
-              <w:t xml:space="preserve">Identity and Access Management (workload-to-workload)</w:t>
-            </w:r>
-          </w:p>
-        </w:tc>
-        <w:tc>
-          <w:tcPr/>
-          <w:p>
-            <w:pPr>
-              <w:pStyle w:val="Compact"/>
-            </w:pPr>
-            <w:r>
-              <w:t xml:space="preserve">Policy workspace + enforcement / violation log</w:t>
-            </w:r>
-          </w:p>
-        </w:tc>
-        <w:tc>
-          <w:tcPr/>
-          <w:p>
-            <w:pPr>
-              <w:pStyle w:val="Compact"/>
-            </w:pPr>
-            <w:r>
-              <w:t xml:space="preserve">Workload-to-workload privilege evidence (complements identity layer)</w:t>
-            </w:r>
-          </w:p>
-        </w:tc>
-      </w:tr>
-      <w:tr>
-        <w:tc>
-          <w:tcPr/>
-          <w:p>
-            <w:pPr>
-              <w:pStyle w:val="Compact"/>
-            </w:pPr>
-            <w:r>
-              <w:t xml:space="preserve">Cryptography (detection)</w:t>
-            </w:r>
-          </w:p>
-        </w:tc>
-        <w:tc>
-          <w:tcPr/>
-          <w:p>
-            <w:pPr>
-              <w:pStyle w:val="Compact"/>
-            </w:pPr>
-            <w:r>
-              <w:t xml:space="preserve">Plaintext-flow detection on regulated paths</w:t>
-            </w:r>
-          </w:p>
-        </w:tc>
-        <w:tc>
-          <w:tcPr/>
-          <w:p>
-            <w:pPr>
-              <w:pStyle w:val="Compact"/>
-            </w:pPr>
-            <w:r>
-              <w:t xml:space="preserve">Detection input only</w:t>
-            </w:r>
-          </w:p>
-        </w:tc>
-      </w:tr>
-      <w:tr>
-        <w:tc>
-          <w:tcPr/>
-          <w:p>
-            <w:pPr>
-              <w:pStyle w:val="Compact"/>
-            </w:pPr>
-            <w:r>
-              <w:t xml:space="preserve">Supplier Relationships</w:t>
-            </w:r>
-          </w:p>
-        </w:tc>
-        <w:tc>
-          <w:tcPr/>
-          <w:p>
-            <w:pPr>
-              <w:pStyle w:val="Compact"/>
-            </w:pPr>
-            <w:r>
-              <w:t xml:space="preserve">Outbound flow summary to supplier endpoints</w:t>
-            </w:r>
-          </w:p>
-        </w:tc>
-        <w:tc>
-          <w:tcPr/>
-          <w:p>
-            <w:pPr>
-              <w:pStyle w:val="Compact"/>
-            </w:pPr>
-            <w:r>
-              <w:t xml:space="preserve">Supplier-edge flow report reconciled against supplier register</w:t>
-            </w:r>
-          </w:p>
-        </w:tc>
-      </w:tr>
-      <w:tr>
-        <w:tc>
-          <w:tcPr/>
-          <w:p>
-            <w:pPr>
-              <w:pStyle w:val="Compact"/>
-            </w:pPr>
-            <w:r>
-              <w:t xml:space="preserve">Incident Management</w:t>
-            </w:r>
-          </w:p>
-        </w:tc>
-        <w:tc>
-          <w:tcPr/>
-          <w:p>
-            <w:pPr>
-              <w:pStyle w:val="Compact"/>
-            </w:pPr>
-            <w:r>
-              <w:t xml:space="preserve">Forensic flow + process telemetry</w:t>
-            </w:r>
-          </w:p>
-        </w:tc>
-        <w:tc>
-          <w:tcPr/>
-          <w:p>
-            <w:pPr>
-              <w:pStyle w:val="Compact"/>
-            </w:pPr>
-            <w:r>
-              <w:t xml:space="preserve">Investigation pack with timeline and impact scope</w:t>
-            </w:r>
-          </w:p>
-        </w:tc>
-      </w:tr>
-      <w:tr>
-        <w:tc>
-          <w:tcPr/>
-          <w:p>
-            <w:pPr>
-              <w:pStyle w:val="Compact"/>
-            </w:pPr>
-            <w:r>
-              <w:t xml:space="preserve">Prototype Protection (if in scope)</w:t>
-            </w:r>
-          </w:p>
-        </w:tc>
-        <w:tc>
-          <w:tcPr/>
-          <w:p>
-            <w:pPr>
-              <w:pStyle w:val="Compact"/>
-            </w:pPr>
-            <w:r>
-              <w:t xml:space="preserve">Isolation evidence for the Prototype-Protection scope</w:t>
-            </w:r>
-          </w:p>
-        </w:tc>
-        <w:tc>
-          <w:tcPr/>
-          <w:p>
-            <w:pPr>
-              <w:pStyle w:val="Compact"/>
-            </w:pPr>
-            <w:r>
-              <w:t xml:space="preserve">Inbound/outbound reachability summary for prototype workloads</w:t>
-            </w:r>
-          </w:p>
-        </w:tc>
-      </w:tr>
-      <w:tr>
-        <w:tc>
-          <w:tcPr/>
-          <w:p>
-            <w:pPr>
-              <w:pStyle w:val="Compact"/>
-            </w:pPr>
-            <w:r>
-              <w:t xml:space="preserve">Data Protection (if in scope)</w:t>
-            </w:r>
-          </w:p>
-        </w:tc>
-        <w:tc>
-          <w:tcPr/>
-          <w:p>
-            <w:pPr>
-              <w:pStyle w:val="Compact"/>
-            </w:pPr>
-            <w:r>
-              <w:t xml:space="preserve">Isolation evidence for the Personal-Data scope</w:t>
-            </w:r>
-          </w:p>
-        </w:tc>
-        <w:tc>
-          <w:tcPr/>
-          <w:p>
-            <w:pPr>
-              <w:pStyle w:val="Compact"/>
-            </w:pPr>
-            <w:r>
-              <w:t xml:space="preserve">Inbound/outbound reachability summary for personal-data workloads</w:t>
-            </w:r>
-          </w:p>
-        </w:tc>
-      </w:tr>
-    </w:tbl>
-    <w:bookmarkEnd w:id="16"/>
-    <w:bookmarkStart w:id="17" w:name="evidence-collection-approach"/>
-    <w:p>
-      <w:pPr>
-        <w:pStyle w:val="Heading2"/>
-      </w:pPr>
-      <w:r>
-        <w:t xml:space="preserve">Evidence Collection Approach</w:t>
-      </w:r>
-    </w:p>
-    <w:p>
-      <w:pPr>
-        <w:pStyle w:val="FirstParagraph"/>
-      </w:pPr>
-      <w:r>
-        <w:t xml:space="preserve">The table below describes per-topic evidence collection - what to collect, the CSW source area, and a suggested cadence. The cadence should be tuned to the customer’s audit cycle, regulatory cadence, and risk appetite.</w:t>
-      </w:r>
-    </w:p>
-    <w:tbl>
-      <w:tblPr>
-        <w:tblStyle w:val="Table"/>
-        <w:tblW w:type="pct" w:w="5000"/>
-        <w:tblLayout w:type="fixed"/>
-        <w:tblLook w:firstRow="1" w:lastRow="0" w:firstColumn="0" w:lastColumn="0" w:noHBand="0" w:noVBand="0" w:val="0020"/>
+        <w:tblBorders>
+          <w:top w:val="single" w:sz="4" w:space="0" w:color="BFBFBF"/>
+          <w:left w:val="single" w:sz="4" w:space="0" w:color="BFBFBF"/>
+          <w:bottom w:val="single" w:sz="4" w:space="0" w:color="BFBFBF"/>
+          <w:right w:val="single" w:sz="4" w:space="0" w:color="BFBFBF"/>
+          <w:insideH w:val="single" w:sz="4" w:space="0" w:color="BFBFBF"/>
+          <w:insideV w:val="single" w:sz="4" w:space="0" w:color="BFBFBF"/>
+        </w:tblBorders>
       </w:tblPr>
       <w:tblGrid>
         <w:gridCol w:w="1980"/>
@@ -973,46 +637,70 @@
           <w:tblHeader w:val="on"/>
         </w:trPr>
         <w:tc>
-          <w:tcPr/>
-          <w:p>
-            <w:pPr>
-              <w:pStyle w:val="Compact"/>
-            </w:pPr>
-            <w:r>
-              <w:t xml:space="preserve">Topic</w:t>
-            </w:r>
-          </w:p>
-        </w:tc>
-        <w:tc>
-          <w:tcPr/>
-          <w:p>
-            <w:pPr>
-              <w:pStyle w:val="Compact"/>
-            </w:pPr>
-            <w:r>
-              <w:t xml:space="preserve">What to collect</w:t>
-            </w:r>
-          </w:p>
-        </w:tc>
-        <w:tc>
-          <w:tcPr/>
-          <w:p>
-            <w:pPr>
-              <w:pStyle w:val="Compact"/>
-            </w:pPr>
-            <w:r>
-              <w:t xml:space="preserve">CSW source</w:t>
-            </w:r>
-          </w:p>
-        </w:tc>
-        <w:tc>
-          <w:tcPr/>
-          <w:p>
-            <w:pPr>
-              <w:pStyle w:val="Compact"/>
-            </w:pPr>
-            <w:r>
-              <w:t xml:space="preserve">Suggested cadence</w:t>
+          <w:tcPr>
+            <w:shd w:val="clear" w:color="auto" w:fill="003366"/>
+          </w:tcPr>
+          <w:p>
+            <w:pPr>
+              <w:pStyle w:val="Compact"/>
+            </w:pPr>
+            <w:r>
+              <w:rPr>
+                <w:b/>
+                <w:color w:val="FFFFFF"/>
+              </w:rPr>
+              <w:t xml:space="preserve">Framework topic</w:t>
+            </w:r>
+          </w:p>
+        </w:tc>
+        <w:tc>
+          <w:tcPr>
+            <w:shd w:val="clear" w:color="auto" w:fill="003366"/>
+          </w:tcPr>
+          <w:p>
+            <w:pPr>
+              <w:pStyle w:val="Compact"/>
+            </w:pPr>
+            <w:r>
+              <w:rPr>
+                <w:b/>
+                <w:color w:val="FFFFFF"/>
+              </w:rPr>
+              <w:t xml:space="preserve">Coverage</w:t>
+            </w:r>
+          </w:p>
+        </w:tc>
+        <w:tc>
+          <w:tcPr>
+            <w:shd w:val="clear" w:color="auto" w:fill="003366"/>
+          </w:tcPr>
+          <w:p>
+            <w:pPr>
+              <w:pStyle w:val="Compact"/>
+            </w:pPr>
+            <w:r>
+              <w:rPr>
+                <w:b/>
+                <w:color w:val="FFFFFF"/>
+              </w:rPr>
+              <w:t xml:space="preserve">CSW capability</w:t>
+            </w:r>
+          </w:p>
+        </w:tc>
+        <w:tc>
+          <w:tcPr>
+            <w:shd w:val="clear" w:color="auto" w:fill="003366"/>
+          </w:tcPr>
+          <w:p>
+            <w:pPr>
+              <w:pStyle w:val="Compact"/>
+            </w:pPr>
+            <w:r>
+              <w:rPr>
+                <w:b/>
+                <w:color w:val="FFFFFF"/>
+              </w:rPr>
+              <w:t xml:space="preserve">Evidence artifact</w:t>
             </w:r>
           </w:p>
         </w:tc>
@@ -1025,7 +713,24 @@
               <w:pStyle w:val="Compact"/>
             </w:pPr>
             <w:r>
-              <w:t xml:space="preserve">Information asset and prototype/data scope mapping</w:t>
+              <w:t xml:space="preserve">Asset Management</w:t>
+            </w:r>
+          </w:p>
+        </w:tc>
+        <w:tc>
+          <w:tcPr>
+            <w:shd w:val="clear" w:color="auto" w:fill="107C41"/>
+          </w:tcPr>
+          <w:p>
+            <w:pPr>
+              <w:pStyle w:val="Compact"/>
+            </w:pPr>
+            <w:r>
+              <w:rPr>
+                <w:b/>
+                <w:color w:val="FFFFFF"/>
+              </w:rPr>
+              <w:t>Direct</w:t>
             </w:r>
           </w:p>
         </w:tc>
@@ -1036,7 +741,7 @@
               <w:pStyle w:val="Compact"/>
             </w:pPr>
             <w:r>
-              <w:t xml:space="preserve">Workloads in the assessment scope by label</w:t>
+              <w:t xml:space="preserve">Workload inventory; scope + label export</w:t>
             </w:r>
           </w:p>
         </w:tc>
@@ -1047,64 +752,65 @@
               <w:pStyle w:val="Compact"/>
             </w:pPr>
             <w:r>
-              <w:t xml:space="preserve">Inventory + scope membership export filtered by assessment_objective, prototype, data_class</w:t>
-            </w:r>
-          </w:p>
-        </w:tc>
-        <w:tc>
-          <w:tcPr/>
-          <w:p>
-            <w:pPr>
-              <w:pStyle w:val="Compact"/>
-            </w:pPr>
-            <w:r>
-              <w:t xml:space="preserve">Monthly</w:t>
+              <w:t xml:space="preserve">Inventory and classification evidence at workload layer</w:t>
             </w:r>
           </w:p>
         </w:tc>
       </w:tr>
       <w:tr>
         <w:tc>
-          <w:tcPr/>
-          <w:p>
-            <w:pPr>
-              <w:pStyle w:val="Compact"/>
-            </w:pPr>
-            <w:r>
-              <w:t xml:space="preserve">Segmentation evidence</w:t>
-            </w:r>
-          </w:p>
-        </w:tc>
-        <w:tc>
-          <w:tcPr/>
-          <w:p>
-            <w:pPr>
-              <w:pStyle w:val="Compact"/>
-            </w:pPr>
-            <w:r>
-              <w:t xml:space="preserve">Workspace snapshot and ADM-derived allowlist</w:t>
-            </w:r>
-          </w:p>
-        </w:tc>
-        <w:tc>
-          <w:tcPr/>
-          <w:p>
-            <w:pPr>
-              <w:pStyle w:val="Compact"/>
-            </w:pPr>
-            <w:r>
-              <w:t xml:space="preserve">Policy workspace export + ADM export</w:t>
-            </w:r>
-          </w:p>
-        </w:tc>
-        <w:tc>
-          <w:tcPr/>
-          <w:p>
-            <w:pPr>
-              <w:pStyle w:val="Compact"/>
-            </w:pPr>
-            <w:r>
-              <w:t xml:space="preserve">Quarterly + after each change</w:t>
+          <w:tcPr>
+            <w:shd w:val="clear" w:color="auto" w:fill="F2F2F2"/>
+          </w:tcPr>
+          <w:p>
+            <w:pPr>
+              <w:pStyle w:val="Compact"/>
+            </w:pPr>
+            <w:r>
+              <w:t xml:space="preserve">Communication Security</w:t>
+            </w:r>
+          </w:p>
+        </w:tc>
+        <w:tc>
+          <w:tcPr>
+            <w:shd w:val="clear" w:color="auto" w:fill="107C41"/>
+          </w:tcPr>
+          <w:p>
+            <w:pPr>
+              <w:pStyle w:val="Compact"/>
+            </w:pPr>
+            <w:r>
+              <w:rPr>
+                <w:b/>
+                <w:color w:val="FFFFFF"/>
+              </w:rPr>
+              <w:t>Direct</w:t>
+            </w:r>
+          </w:p>
+        </w:tc>
+        <w:tc>
+          <w:tcPr>
+            <w:shd w:val="clear" w:color="auto" w:fill="F2F2F2"/>
+          </w:tcPr>
+          <w:p>
+            <w:pPr>
+              <w:pStyle w:val="Compact"/>
+            </w:pPr>
+            <w:r>
+              <w:t xml:space="preserve">Policy workspace; ADM-derived allowlist; observed flows</w:t>
+            </w:r>
+          </w:p>
+        </w:tc>
+        <w:tc>
+          <w:tcPr>
+            <w:shd w:val="clear" w:color="auto" w:fill="F2F2F2"/>
+          </w:tcPr>
+          <w:p>
+            <w:pPr>
+              <w:pStyle w:val="Compact"/>
+            </w:pPr>
+            <w:r>
+              <w:t xml:space="preserve">Segmentation evidence (workspace snapshot + observed-vs-approved flow comparison)</w:t>
             </w:r>
           </w:p>
         </w:tc>
@@ -1117,7 +823,24 @@
               <w:pStyle w:val="Compact"/>
             </w:pPr>
             <w:r>
-              <w:t xml:space="preserve">Supplier egress reconciliation</w:t>
+              <w:t xml:space="preserve">Operations Security</w:t>
+            </w:r>
+          </w:p>
+        </w:tc>
+        <w:tc>
+          <w:tcPr>
+            <w:shd w:val="clear" w:color="auto" w:fill="107C41"/>
+          </w:tcPr>
+          <w:p>
+            <w:pPr>
+              <w:pStyle w:val="Compact"/>
+            </w:pPr>
+            <w:r>
+              <w:rPr>
+                <w:b/>
+                <w:color w:val="FFFFFF"/>
+              </w:rPr>
+              <w:t>Direct</w:t>
             </w:r>
           </w:p>
         </w:tc>
@@ -1128,7 +851,7 @@
               <w:pStyle w:val="Compact"/>
             </w:pPr>
             <w:r>
-              <w:t xml:space="preserve">Outbound flow to supplier endpoints</w:t>
+              <w:t xml:space="preserve">Continuous monitoring; vulnerability + reachability; configuration baseline on policy</w:t>
             </w:r>
           </w:p>
         </w:tc>
@@ -1139,64 +862,65 @@
               <w:pStyle w:val="Compact"/>
             </w:pPr>
             <w:r>
-              <w:t xml:space="preserve">Flow search filtered to supplier endpoints</w:t>
-            </w:r>
-          </w:p>
-        </w:tc>
-        <w:tc>
-          <w:tcPr/>
-          <w:p>
-            <w:pPr>
-              <w:pStyle w:val="Compact"/>
-            </w:pPr>
-            <w:r>
-              <w:t xml:space="preserve">Monthly</w:t>
+              <w:t xml:space="preserve">Operations control evidence</w:t>
             </w:r>
           </w:p>
         </w:tc>
       </w:tr>
       <w:tr>
         <w:tc>
-          <w:tcPr/>
-          <w:p>
-            <w:pPr>
-              <w:pStyle w:val="Compact"/>
-            </w:pPr>
-            <w:r>
-              <w:t xml:space="preserve">Operations evidence</w:t>
-            </w:r>
-          </w:p>
-        </w:tc>
-        <w:tc>
-          <w:tcPr/>
-          <w:p>
-            <w:pPr>
-              <w:pStyle w:val="Compact"/>
-            </w:pPr>
-            <w:r>
-              <w:t xml:space="preserve">Continuous monitoring and vulnerability data</w:t>
-            </w:r>
-          </w:p>
-        </w:tc>
-        <w:tc>
-          <w:tcPr/>
-          <w:p>
-            <w:pPr>
-              <w:pStyle w:val="Compact"/>
-            </w:pPr>
-            <w:r>
-              <w:t xml:space="preserve">Vulnerability report + alert log scoped to TISAX</w:t>
-            </w:r>
-          </w:p>
-        </w:tc>
-        <w:tc>
-          <w:tcPr/>
-          <w:p>
-            <w:pPr>
-              <w:pStyle w:val="Compact"/>
-            </w:pPr>
-            <w:r>
-              <w:t xml:space="preserve">Monthly</w:t>
+          <w:tcPr>
+            <w:shd w:val="clear" w:color="auto" w:fill="F2F2F2"/>
+          </w:tcPr>
+          <w:p>
+            <w:pPr>
+              <w:pStyle w:val="Compact"/>
+            </w:pPr>
+            <w:r>
+              <w:t xml:space="preserve">Identity and Access Management (workload-to-workload)</w:t>
+            </w:r>
+          </w:p>
+        </w:tc>
+        <w:tc>
+          <w:tcPr>
+            <w:shd w:val="clear" w:color="auto" w:fill="C55A11"/>
+          </w:tcPr>
+          <w:p>
+            <w:pPr>
+              <w:pStyle w:val="Compact"/>
+            </w:pPr>
+            <w:r>
+              <w:rPr>
+                <w:b/>
+                <w:color w:val="FFFFFF"/>
+              </w:rPr>
+              <w:t>Supporting</w:t>
+            </w:r>
+          </w:p>
+        </w:tc>
+        <w:tc>
+          <w:tcPr>
+            <w:shd w:val="clear" w:color="auto" w:fill="F2F2F2"/>
+          </w:tcPr>
+          <w:p>
+            <w:pPr>
+              <w:pStyle w:val="Compact"/>
+            </w:pPr>
+            <w:r>
+              <w:t xml:space="preserve">Policy workspace + enforcement / violation log</w:t>
+            </w:r>
+          </w:p>
+        </w:tc>
+        <w:tc>
+          <w:tcPr>
+            <w:shd w:val="clear" w:color="auto" w:fill="F2F2F2"/>
+          </w:tcPr>
+          <w:p>
+            <w:pPr>
+              <w:pStyle w:val="Compact"/>
+            </w:pPr>
+            <w:r>
+              <w:t xml:space="preserve">Workload-to-workload privilege evidence (complements identity layer)</w:t>
             </w:r>
           </w:p>
         </w:tc>
@@ -1209,7 +933,24 @@
               <w:pStyle w:val="Compact"/>
             </w:pPr>
             <w:r>
-              <w:t xml:space="preserve">Prototype-Protection isolation (if in scope)</w:t>
+              <w:t xml:space="preserve">Cryptography (detection)</w:t>
+            </w:r>
+          </w:p>
+        </w:tc>
+        <w:tc>
+          <w:tcPr>
+            <w:shd w:val="clear" w:color="auto" w:fill="C55A11"/>
+          </w:tcPr>
+          <w:p>
+            <w:pPr>
+              <w:pStyle w:val="Compact"/>
+            </w:pPr>
+            <w:r>
+              <w:rPr>
+                <w:b/>
+                <w:color w:val="FFFFFF"/>
+              </w:rPr>
+              <w:t>Supporting</w:t>
             </w:r>
           </w:p>
         </w:tc>
@@ -1220,7 +961,7 @@
               <w:pStyle w:val="Compact"/>
             </w:pPr>
             <w:r>
-              <w:t xml:space="preserve">Reachability into the prototype scope</w:t>
+              <w:t xml:space="preserve">Plaintext-flow detection on regulated paths</w:t>
             </w:r>
           </w:p>
         </w:tc>
@@ -1231,64 +972,65 @@
               <w:pStyle w:val="Compact"/>
             </w:pPr>
             <w:r>
-              <w:t xml:space="preserve">Reach summary for the Prototype-Protection scope</w:t>
-            </w:r>
-          </w:p>
-        </w:tc>
-        <w:tc>
-          <w:tcPr/>
-          <w:p>
-            <w:pPr>
-              <w:pStyle w:val="Compact"/>
-            </w:pPr>
-            <w:r>
-              <w:t xml:space="preserve">Quarterly</w:t>
+              <w:t xml:space="preserve">Detection input only</w:t>
             </w:r>
           </w:p>
         </w:tc>
       </w:tr>
       <w:tr>
         <w:tc>
-          <w:tcPr/>
-          <w:p>
-            <w:pPr>
-              <w:pStyle w:val="Compact"/>
-            </w:pPr>
-            <w:r>
-              <w:t xml:space="preserve">Data-Protection isolation (if in scope)</w:t>
-            </w:r>
-          </w:p>
-        </w:tc>
-        <w:tc>
-          <w:tcPr/>
-          <w:p>
-            <w:pPr>
-              <w:pStyle w:val="Compact"/>
-            </w:pPr>
-            <w:r>
-              <w:t xml:space="preserve">Reachability into the personal-data scope</w:t>
-            </w:r>
-          </w:p>
-        </w:tc>
-        <w:tc>
-          <w:tcPr/>
-          <w:p>
-            <w:pPr>
-              <w:pStyle w:val="Compact"/>
-            </w:pPr>
-            <w:r>
-              <w:t xml:space="preserve">Reach summary for the Data-Protection scope</w:t>
-            </w:r>
-          </w:p>
-        </w:tc>
-        <w:tc>
-          <w:tcPr/>
-          <w:p>
-            <w:pPr>
-              <w:pStyle w:val="Compact"/>
-            </w:pPr>
-            <w:r>
-              <w:t xml:space="preserve">Quarterly</w:t>
+          <w:tcPr>
+            <w:shd w:val="clear" w:color="auto" w:fill="F2F2F2"/>
+          </w:tcPr>
+          <w:p>
+            <w:pPr>
+              <w:pStyle w:val="Compact"/>
+            </w:pPr>
+            <w:r>
+              <w:t xml:space="preserve">Supplier Relationships</w:t>
+            </w:r>
+          </w:p>
+        </w:tc>
+        <w:tc>
+          <w:tcPr>
+            <w:shd w:val="clear" w:color="auto" w:fill="C55A11"/>
+          </w:tcPr>
+          <w:p>
+            <w:pPr>
+              <w:pStyle w:val="Compact"/>
+            </w:pPr>
+            <w:r>
+              <w:rPr>
+                <w:b/>
+                <w:color w:val="FFFFFF"/>
+              </w:rPr>
+              <w:t>Supporting</w:t>
+            </w:r>
+          </w:p>
+        </w:tc>
+        <w:tc>
+          <w:tcPr>
+            <w:shd w:val="clear" w:color="auto" w:fill="F2F2F2"/>
+          </w:tcPr>
+          <w:p>
+            <w:pPr>
+              <w:pStyle w:val="Compact"/>
+            </w:pPr>
+            <w:r>
+              <w:t xml:space="preserve">Outbound flow summary to supplier endpoints</w:t>
+            </w:r>
+          </w:p>
+        </w:tc>
+        <w:tc>
+          <w:tcPr>
+            <w:shd w:val="clear" w:color="auto" w:fill="F2F2F2"/>
+          </w:tcPr>
+          <w:p>
+            <w:pPr>
+              <w:pStyle w:val="Compact"/>
+            </w:pPr>
+            <w:r>
+              <w:t xml:space="preserve">Supplier-edge flow report reconciled against supplier register</w:t>
             </w:r>
           </w:p>
         </w:tc>
@@ -1301,7 +1043,24 @@
               <w:pStyle w:val="Compact"/>
             </w:pPr>
             <w:r>
-              <w:t xml:space="preserve">Incident sample</w:t>
+              <w:t xml:space="preserve">Incident Management</w:t>
+            </w:r>
+          </w:p>
+        </w:tc>
+        <w:tc>
+          <w:tcPr>
+            <w:shd w:val="clear" w:color="auto" w:fill="107C41"/>
+          </w:tcPr>
+          <w:p>
+            <w:pPr>
+              <w:pStyle w:val="Compact"/>
+            </w:pPr>
+            <w:r>
+              <w:rPr>
+                <w:b/>
+                <w:color w:val="FFFFFF"/>
+              </w:rPr>
+              <w:t>Direct</w:t>
             </w:r>
           </w:p>
         </w:tc>
@@ -1312,7 +1071,7 @@
               <w:pStyle w:val="Compact"/>
             </w:pPr>
             <w:r>
-              <w:t xml:space="preserve">One representative incident timeline</w:t>
+              <w:t xml:space="preserve">Forensic flow + process telemetry</w:t>
             </w:r>
           </w:p>
         </w:tc>
@@ -1323,10 +1082,70 @@
               <w:pStyle w:val="Compact"/>
             </w:pPr>
             <w:r>
-              <w:t xml:space="preserve">Flow + process search</w:t>
-            </w:r>
-          </w:p>
-        </w:tc>
+              <w:t xml:space="preserve">Investigation pack with timeline and impact scope</w:t>
+            </w:r>
+          </w:p>
+        </w:tc>
+      </w:tr>
+      <w:tr>
+        <w:tc>
+          <w:tcPr>
+            <w:shd w:val="clear" w:color="auto" w:fill="F2F2F2"/>
+          </w:tcPr>
+          <w:p>
+            <w:pPr>
+              <w:pStyle w:val="Compact"/>
+            </w:pPr>
+            <w:r>
+              <w:t xml:space="preserve">Prototype Protection (if in scope)</w:t>
+            </w:r>
+          </w:p>
+        </w:tc>
+        <w:tc>
+          <w:tcPr>
+            <w:shd w:val="clear" w:color="auto" w:fill="107C41"/>
+          </w:tcPr>
+          <w:p>
+            <w:pPr>
+              <w:pStyle w:val="Compact"/>
+            </w:pPr>
+            <w:r>
+              <w:rPr>
+                <w:b/>
+                <w:color w:val="FFFFFF"/>
+              </w:rPr>
+              <w:t>Direct</w:t>
+            </w:r>
+          </w:p>
+        </w:tc>
+        <w:tc>
+          <w:tcPr>
+            <w:shd w:val="clear" w:color="auto" w:fill="F2F2F2"/>
+          </w:tcPr>
+          <w:p>
+            <w:pPr>
+              <w:pStyle w:val="Compact"/>
+            </w:pPr>
+            <w:r>
+              <w:t xml:space="preserve">Isolation evidence for the Prototype-Protection scope</w:t>
+            </w:r>
+          </w:p>
+        </w:tc>
+        <w:tc>
+          <w:tcPr>
+            <w:shd w:val="clear" w:color="auto" w:fill="F2F2F2"/>
+          </w:tcPr>
+          <w:p>
+            <w:pPr>
+              <w:pStyle w:val="Compact"/>
+            </w:pPr>
+            <w:r>
+              <w:t xml:space="preserve">Inbound/outbound reachability summary for prototype workloads</w:t>
+            </w:r>
+          </w:p>
+        </w:tc>
+      </w:tr>
+      <w:tr>
         <w:tc>
           <w:tcPr/>
           <w:p>
@@ -1334,14 +1153,512 @@
               <w:pStyle w:val="Compact"/>
             </w:pPr>
             <w:r>
-              <w:t xml:space="preserve">Per incident; one representative sample per surveillance cycle</w:t>
+              <w:t xml:space="preserve">Data Protection (if in scope)</w:t>
+            </w:r>
+          </w:p>
+        </w:tc>
+        <w:tc>
+          <w:tcPr>
+            <w:shd w:val="clear" w:color="auto" w:fill="107C41"/>
+          </w:tcPr>
+          <w:p>
+            <w:pPr>
+              <w:pStyle w:val="Compact"/>
+            </w:pPr>
+            <w:r>
+              <w:rPr>
+                <w:b/>
+                <w:color w:val="FFFFFF"/>
+              </w:rPr>
+              <w:t>Direct</w:t>
+            </w:r>
+          </w:p>
+        </w:tc>
+        <w:tc>
+          <w:tcPr/>
+          <w:p>
+            <w:pPr>
+              <w:pStyle w:val="Compact"/>
+            </w:pPr>
+            <w:r>
+              <w:t xml:space="preserve">Isolation evidence for the Personal-Data scope</w:t>
+            </w:r>
+          </w:p>
+        </w:tc>
+        <w:tc>
+          <w:tcPr/>
+          <w:p>
+            <w:pPr>
+              <w:pStyle w:val="Compact"/>
+            </w:pPr>
+            <w:r>
+              <w:t xml:space="preserve">Inbound/outbound reachability summary for personal-data workloads</w:t>
             </w:r>
           </w:p>
         </w:tc>
       </w:tr>
     </w:tbl>
     <w:bookmarkEnd w:id="17"/>
-    <w:bookmarkStart w:id="18" w:name="pov-workshop-approach"/>
+    <w:bookmarkStart w:id="18" w:name="evidence-collection-approach"/>
+    <w:p>
+      <w:pPr>
+        <w:pStyle w:val="Heading2"/>
+      </w:pPr>
+      <w:r>
+        <w:t xml:space="preserve">Evidence Collection Approach</w:t>
+      </w:r>
+    </w:p>
+    <w:p>
+      <w:pPr>
+        <w:pStyle w:val="FirstParagraph"/>
+      </w:pPr>
+      <w:r>
+        <w:t xml:space="preserve">The table below describes per-topic evidence collection - what to collect, the CSW source area, and a suggested cadence. The cadence should be tuned to the customer’s audit cycle, regulatory cadence, and risk appetite.</w:t>
+      </w:r>
+    </w:p>
+    <w:tbl>
+      <w:tblPr>
+        <w:tblStyle w:val="Table"/>
+        <w:tblW w:type="pct" w:w="5000"/>
+        <w:tblLayout w:type="fixed"/>
+        <w:tblLook w:firstRow="1" w:lastRow="0" w:firstColumn="0" w:lastColumn="0" w:noHBand="0" w:noVBand="0" w:val="0020"/>
+        <w:tblBorders>
+          <w:top w:val="single" w:sz="4" w:space="0" w:color="BFBFBF"/>
+          <w:left w:val="single" w:sz="4" w:space="0" w:color="BFBFBF"/>
+          <w:bottom w:val="single" w:sz="4" w:space="0" w:color="BFBFBF"/>
+          <w:right w:val="single" w:sz="4" w:space="0" w:color="BFBFBF"/>
+          <w:insideH w:val="single" w:sz="4" w:space="0" w:color="BFBFBF"/>
+          <w:insideV w:val="single" w:sz="4" w:space="0" w:color="BFBFBF"/>
+        </w:tblBorders>
+      </w:tblPr>
+      <w:tblGrid>
+        <w:gridCol w:w="1980"/>
+        <w:gridCol w:w="1980"/>
+        <w:gridCol w:w="1980"/>
+        <w:gridCol w:w="1980"/>
+      </w:tblGrid>
+      <w:tr>
+        <w:trPr>
+          <w:tblHeader w:val="on"/>
+        </w:trPr>
+        <w:tc>
+          <w:tcPr>
+            <w:shd w:val="clear" w:color="auto" w:fill="003366"/>
+          </w:tcPr>
+          <w:p>
+            <w:pPr>
+              <w:pStyle w:val="Compact"/>
+            </w:pPr>
+            <w:r>
+              <w:rPr>
+                <w:b/>
+                <w:color w:val="FFFFFF"/>
+              </w:rPr>
+              <w:t xml:space="preserve">Topic</w:t>
+            </w:r>
+          </w:p>
+        </w:tc>
+        <w:tc>
+          <w:tcPr>
+            <w:shd w:val="clear" w:color="auto" w:fill="003366"/>
+          </w:tcPr>
+          <w:p>
+            <w:pPr>
+              <w:pStyle w:val="Compact"/>
+            </w:pPr>
+            <w:r>
+              <w:rPr>
+                <w:b/>
+                <w:color w:val="FFFFFF"/>
+              </w:rPr>
+              <w:t xml:space="preserve">What to collect</w:t>
+            </w:r>
+          </w:p>
+        </w:tc>
+        <w:tc>
+          <w:tcPr>
+            <w:shd w:val="clear" w:color="auto" w:fill="003366"/>
+          </w:tcPr>
+          <w:p>
+            <w:pPr>
+              <w:pStyle w:val="Compact"/>
+            </w:pPr>
+            <w:r>
+              <w:rPr>
+                <w:b/>
+                <w:color w:val="FFFFFF"/>
+              </w:rPr>
+              <w:t xml:space="preserve">CSW source</w:t>
+            </w:r>
+          </w:p>
+        </w:tc>
+        <w:tc>
+          <w:tcPr>
+            <w:shd w:val="clear" w:color="auto" w:fill="003366"/>
+          </w:tcPr>
+          <w:p>
+            <w:pPr>
+              <w:pStyle w:val="Compact"/>
+            </w:pPr>
+            <w:r>
+              <w:rPr>
+                <w:b/>
+                <w:color w:val="FFFFFF"/>
+              </w:rPr>
+              <w:t xml:space="preserve">Suggested cadence</w:t>
+            </w:r>
+          </w:p>
+        </w:tc>
+      </w:tr>
+      <w:tr>
+        <w:tc>
+          <w:tcPr/>
+          <w:p>
+            <w:pPr>
+              <w:pStyle w:val="Compact"/>
+            </w:pPr>
+            <w:r>
+              <w:t xml:space="preserve">Information asset and prototype/data scope mapping</w:t>
+            </w:r>
+          </w:p>
+        </w:tc>
+        <w:tc>
+          <w:tcPr/>
+          <w:p>
+            <w:pPr>
+              <w:pStyle w:val="Compact"/>
+            </w:pPr>
+            <w:r>
+              <w:t xml:space="preserve">Workloads in the assessment scope by label</w:t>
+            </w:r>
+          </w:p>
+        </w:tc>
+        <w:tc>
+          <w:tcPr/>
+          <w:p>
+            <w:pPr>
+              <w:pStyle w:val="Compact"/>
+            </w:pPr>
+            <w:r>
+              <w:t xml:space="preserve">Inventory + scope membership export filtered by assessment_objective, prototype, data_class</w:t>
+            </w:r>
+          </w:p>
+        </w:tc>
+        <w:tc>
+          <w:tcPr/>
+          <w:p>
+            <w:pPr>
+              <w:pStyle w:val="Compact"/>
+            </w:pPr>
+            <w:r>
+              <w:t xml:space="preserve">Monthly</w:t>
+            </w:r>
+          </w:p>
+        </w:tc>
+      </w:tr>
+      <w:tr>
+        <w:tc>
+          <w:tcPr>
+            <w:shd w:val="clear" w:color="auto" w:fill="F2F2F2"/>
+          </w:tcPr>
+          <w:p>
+            <w:pPr>
+              <w:pStyle w:val="Compact"/>
+            </w:pPr>
+            <w:r>
+              <w:t xml:space="preserve">Segmentation evidence</w:t>
+            </w:r>
+          </w:p>
+        </w:tc>
+        <w:tc>
+          <w:tcPr>
+            <w:shd w:val="clear" w:color="auto" w:fill="F2F2F2"/>
+          </w:tcPr>
+          <w:p>
+            <w:pPr>
+              <w:pStyle w:val="Compact"/>
+            </w:pPr>
+            <w:r>
+              <w:t xml:space="preserve">Workspace snapshot and ADM-derived allowlist</w:t>
+            </w:r>
+          </w:p>
+        </w:tc>
+        <w:tc>
+          <w:tcPr>
+            <w:shd w:val="clear" w:color="auto" w:fill="F2F2F2"/>
+          </w:tcPr>
+          <w:p>
+            <w:pPr>
+              <w:pStyle w:val="Compact"/>
+            </w:pPr>
+            <w:r>
+              <w:t xml:space="preserve">Policy workspace export + ADM export</w:t>
+            </w:r>
+          </w:p>
+        </w:tc>
+        <w:tc>
+          <w:tcPr>
+            <w:shd w:val="clear" w:color="auto" w:fill="F2F2F2"/>
+          </w:tcPr>
+          <w:p>
+            <w:pPr>
+              <w:pStyle w:val="Compact"/>
+            </w:pPr>
+            <w:r>
+              <w:t xml:space="preserve">Quarterly + after each change</w:t>
+            </w:r>
+          </w:p>
+        </w:tc>
+      </w:tr>
+      <w:tr>
+        <w:tc>
+          <w:tcPr/>
+          <w:p>
+            <w:pPr>
+              <w:pStyle w:val="Compact"/>
+            </w:pPr>
+            <w:r>
+              <w:t xml:space="preserve">Supplier egress reconciliation</w:t>
+            </w:r>
+          </w:p>
+        </w:tc>
+        <w:tc>
+          <w:tcPr/>
+          <w:p>
+            <w:pPr>
+              <w:pStyle w:val="Compact"/>
+            </w:pPr>
+            <w:r>
+              <w:t xml:space="preserve">Outbound flow to supplier endpoints</w:t>
+            </w:r>
+          </w:p>
+        </w:tc>
+        <w:tc>
+          <w:tcPr/>
+          <w:p>
+            <w:pPr>
+              <w:pStyle w:val="Compact"/>
+            </w:pPr>
+            <w:r>
+              <w:t xml:space="preserve">Flow search filtered to supplier endpoints</w:t>
+            </w:r>
+          </w:p>
+        </w:tc>
+        <w:tc>
+          <w:tcPr/>
+          <w:p>
+            <w:pPr>
+              <w:pStyle w:val="Compact"/>
+            </w:pPr>
+            <w:r>
+              <w:t xml:space="preserve">Monthly</w:t>
+            </w:r>
+          </w:p>
+        </w:tc>
+      </w:tr>
+      <w:tr>
+        <w:tc>
+          <w:tcPr>
+            <w:shd w:val="clear" w:color="auto" w:fill="F2F2F2"/>
+          </w:tcPr>
+          <w:p>
+            <w:pPr>
+              <w:pStyle w:val="Compact"/>
+            </w:pPr>
+            <w:r>
+              <w:t xml:space="preserve">Operations evidence</w:t>
+            </w:r>
+          </w:p>
+        </w:tc>
+        <w:tc>
+          <w:tcPr>
+            <w:shd w:val="clear" w:color="auto" w:fill="F2F2F2"/>
+          </w:tcPr>
+          <w:p>
+            <w:pPr>
+              <w:pStyle w:val="Compact"/>
+            </w:pPr>
+            <w:r>
+              <w:t xml:space="preserve">Continuous monitoring and vulnerability data</w:t>
+            </w:r>
+          </w:p>
+        </w:tc>
+        <w:tc>
+          <w:tcPr>
+            <w:shd w:val="clear" w:color="auto" w:fill="F2F2F2"/>
+          </w:tcPr>
+          <w:p>
+            <w:pPr>
+              <w:pStyle w:val="Compact"/>
+            </w:pPr>
+            <w:r>
+              <w:t xml:space="preserve">Vulnerability report + alert log scoped to TISAX</w:t>
+            </w:r>
+          </w:p>
+        </w:tc>
+        <w:tc>
+          <w:tcPr>
+            <w:shd w:val="clear" w:color="auto" w:fill="F2F2F2"/>
+          </w:tcPr>
+          <w:p>
+            <w:pPr>
+              <w:pStyle w:val="Compact"/>
+            </w:pPr>
+            <w:r>
+              <w:t xml:space="preserve">Monthly</w:t>
+            </w:r>
+          </w:p>
+        </w:tc>
+      </w:tr>
+      <w:tr>
+        <w:tc>
+          <w:tcPr/>
+          <w:p>
+            <w:pPr>
+              <w:pStyle w:val="Compact"/>
+            </w:pPr>
+            <w:r>
+              <w:t xml:space="preserve">Prototype-Protection isolation (if in scope)</w:t>
+            </w:r>
+          </w:p>
+        </w:tc>
+        <w:tc>
+          <w:tcPr/>
+          <w:p>
+            <w:pPr>
+              <w:pStyle w:val="Compact"/>
+            </w:pPr>
+            <w:r>
+              <w:t xml:space="preserve">Reachability into the prototype scope</w:t>
+            </w:r>
+          </w:p>
+        </w:tc>
+        <w:tc>
+          <w:tcPr/>
+          <w:p>
+            <w:pPr>
+              <w:pStyle w:val="Compact"/>
+            </w:pPr>
+            <w:r>
+              <w:t xml:space="preserve">Reach summary for the Prototype-Protection scope</w:t>
+            </w:r>
+          </w:p>
+        </w:tc>
+        <w:tc>
+          <w:tcPr/>
+          <w:p>
+            <w:pPr>
+              <w:pStyle w:val="Compact"/>
+            </w:pPr>
+            <w:r>
+              <w:t xml:space="preserve">Quarterly</w:t>
+            </w:r>
+          </w:p>
+        </w:tc>
+      </w:tr>
+      <w:tr>
+        <w:tc>
+          <w:tcPr>
+            <w:shd w:val="clear" w:color="auto" w:fill="F2F2F2"/>
+          </w:tcPr>
+          <w:p>
+            <w:pPr>
+              <w:pStyle w:val="Compact"/>
+            </w:pPr>
+            <w:r>
+              <w:t xml:space="preserve">Data-Protection isolation (if in scope)</w:t>
+            </w:r>
+          </w:p>
+        </w:tc>
+        <w:tc>
+          <w:tcPr>
+            <w:shd w:val="clear" w:color="auto" w:fill="F2F2F2"/>
+          </w:tcPr>
+          <w:p>
+            <w:pPr>
+              <w:pStyle w:val="Compact"/>
+            </w:pPr>
+            <w:r>
+              <w:t xml:space="preserve">Reachability into the personal-data scope</w:t>
+            </w:r>
+          </w:p>
+        </w:tc>
+        <w:tc>
+          <w:tcPr>
+            <w:shd w:val="clear" w:color="auto" w:fill="F2F2F2"/>
+          </w:tcPr>
+          <w:p>
+            <w:pPr>
+              <w:pStyle w:val="Compact"/>
+            </w:pPr>
+            <w:r>
+              <w:t xml:space="preserve">Reach summary for the Data-Protection scope</w:t>
+            </w:r>
+          </w:p>
+        </w:tc>
+        <w:tc>
+          <w:tcPr>
+            <w:shd w:val="clear" w:color="auto" w:fill="F2F2F2"/>
+          </w:tcPr>
+          <w:p>
+            <w:pPr>
+              <w:pStyle w:val="Compact"/>
+            </w:pPr>
+            <w:r>
+              <w:t xml:space="preserve">Quarterly</w:t>
+            </w:r>
+          </w:p>
+        </w:tc>
+      </w:tr>
+      <w:tr>
+        <w:tc>
+          <w:tcPr/>
+          <w:p>
+            <w:pPr>
+              <w:pStyle w:val="Compact"/>
+            </w:pPr>
+            <w:r>
+              <w:t xml:space="preserve">Incident sample</w:t>
+            </w:r>
+          </w:p>
+        </w:tc>
+        <w:tc>
+          <w:tcPr/>
+          <w:p>
+            <w:pPr>
+              <w:pStyle w:val="Compact"/>
+            </w:pPr>
+            <w:r>
+              <w:t xml:space="preserve">One representative incident timeline</w:t>
+            </w:r>
+          </w:p>
+        </w:tc>
+        <w:tc>
+          <w:tcPr/>
+          <w:p>
+            <w:pPr>
+              <w:pStyle w:val="Compact"/>
+            </w:pPr>
+            <w:r>
+              <w:t xml:space="preserve">Flow + process search</w:t>
+            </w:r>
+          </w:p>
+        </w:tc>
+        <w:tc>
+          <w:tcPr/>
+          <w:p>
+            <w:pPr>
+              <w:pStyle w:val="Compact"/>
+            </w:pPr>
+            <w:r>
+              <w:t xml:space="preserve">Per incident; one representative sample per surveillance cycle</w:t>
+            </w:r>
+          </w:p>
+        </w:tc>
+      </w:tr>
+    </w:tbl>
+    <w:bookmarkEnd w:id="18"/>
+    <w:bookmarkStart w:id="19" w:name="pov-workshop-approach"/>
     <w:p>
       <w:pPr>
         <w:pStyle w:val="Heading2"/>
@@ -1503,8 +1820,8 @@
         <w:t xml:space="preserve">Package inventory, scope, flows, policy, exceptions, and known gaps as the evidence output. Cross-reference this report’s evidence collection table with the customer’s existing audit work-papers.</w:t>
       </w:r>
     </w:p>
-    <w:bookmarkEnd w:id="18"/>
-    <w:bookmarkStart w:id="19" w:name="boundaries-and-complementary-controls"/>
+    <w:bookmarkEnd w:id="19"/>
+    <w:bookmarkStart w:id="20" w:name="boundaries-and-complementary-controls"/>
     <w:p>
       <w:pPr>
         <w:pStyle w:val="Heading2"/>
@@ -1521,8 +1838,8 @@
         <w:t xml:space="preserve">CSW does not replace organisational policy, training, supplier assurance contracts, physical security and prototype physical handling, identity lifecycle, cryptography assurance, or the TISAX assessment itself.</w:t>
       </w:r>
     </w:p>
-    <w:bookmarkEnd w:id="19"/>
-    <w:bookmarkStart w:id="20" w:name="assessor-auditor-caveat"/>
+    <w:bookmarkEnd w:id="20"/>
+    <w:bookmarkStart w:id="21" w:name="assessor-auditor-caveat"/>
     <w:p>
       <w:pPr>
         <w:pStyle w:val="Heading2"/>
@@ -1539,8 +1856,8 @@
         <w:t xml:space="preserve">CSW provides technical evidence inputs. The customer’s qualified assessor, auditor, certifying body, or regulator determines compliance status. Validate all framework-topic mappings, control IDs, paragraph references, and section numbers in this report against the current official framework text. If the customer is being assessed against a version other than the one referenced in the framework version note above, revalidate before use.</w:t>
       </w:r>
     </w:p>
-    <w:bookmarkEnd w:id="20"/>
-    <w:bookmarkStart w:id="21" w:name="disclaimer"/>
+    <w:bookmarkEnd w:id="21"/>
+    <w:bookmarkStart w:id="22" w:name="disclaimer"/>
     <w:p>
       <w:pPr>
         <w:pStyle w:val="Heading2"/>
@@ -1557,8 +1874,8 @@
         <w:t xml:space="preserve">This report is for informational and planning purposes. It is not legal, regulatory, audit, or certification advice. Validate all mappings against the current official framework text, the customer’s environment, and qualified compliance, legal, and audit professionals.</w:t>
       </w:r>
     </w:p>
-    <w:bookmarkEnd w:id="21"/>
     <w:bookmarkEnd w:id="22"/>
+    <w:bookmarkEnd w:id="23"/>
     <w:sectPr>
       <w:footnotePr>
         <w:numRestart w:val="eachSect"/>

--- a/TISAX/CSW-TISAX-Compliance-Report.docx
+++ b/TISAX/CSW-TISAX-Compliance-Report.docx
@@ -150,13 +150,13 @@
         <w:t xml:space="preserve"> </w:t>
       </w:r>
       <w:r>
-        <w:t xml:space="preserve">they produce. The technical runbook (</w:t>
+        <w:t xml:space="preserve">they produce. The reference design (</w:t>
       </w:r>
       <w:r>
         <w:rPr>
           <w:rStyle w:val="VerbatimChar"/>
         </w:rPr>
-        <w:t xml:space="preserve">CSW-TISAX-Technical-Runbook.md</w:t>
+        <w:t xml:space="preserve">CSW-TISAX-Technical-Reference design.md</w:t>
       </w:r>
       <w:r>
         <w:t xml:space="preserve">) in this folder contains the deeper engineering detail.</w:t>
